--- a/por/docx/20.content.docx
+++ b/por/docx/20.content.docx
@@ -19,7 +19,7 @@
         <w:rPr>
           <w:lang w:val="pt_PT" w:bidi="pt_PT"/>
         </w:rPr>
-        <w:t>Resource: Notas de Estudo - Introduções aos Livros (Tyndale)</w:t>
+        <w:t>Resource: Tyndale Open Study Notes</w:t>
       </w:r>
       <w:r>
         <w:rPr>
@@ -112,7 +112,7 @@
         <w:rPr>
           <w:lang w:val="pt_PT" w:bidi="pt_PT"/>
         </w:rPr>
-        <w:t>Notas de Estudo - Introduções aos Livros (Tyndale)</w:t>
+        <w:t>Tyndale Open Study Notes</w:t>
       </w:r>
     </w:p>
     <w:p>

--- a/por/docx/20.content.docx
+++ b/por/docx/20.content.docx
@@ -19,7 +19,7 @@
         <w:rPr>
           <w:lang w:val="pt_PT" w:bidi="pt_PT"/>
         </w:rPr>
-        <w:t>Resource: Tyndale Open Study Notes</w:t>
+        <w:t>Resource: Aquifer Open Study Notes (Book Intros)</w:t>
       </w:r>
       <w:r>
         <w:rPr>
@@ -112,7 +112,7 @@
         <w:rPr>
           <w:lang w:val="pt_PT" w:bidi="pt_PT"/>
         </w:rPr>
-        <w:t>Tyndale Open Study Notes</w:t>
+        <w:t>Aquifer Open Study Notes (Book Intros)</w:t>
       </w:r>
     </w:p>
     <w:p>

--- a/por/docx/20.content.docx
+++ b/por/docx/20.content.docx
@@ -283,36 +283,24 @@
         </w:rPr>
         <w:t>Provérbios é uma antologia de ditados sábios, conselhos, instruções e advertências do antigo Israel. O livro possui duas seções principais: começa com orientações que um pai dá ao seu filho (</w:t>
       </w:r>
-      <w:hyperlink r:id="rId13">
-        <w:r>
-          <w:rPr>
-            <w:lang w:val="pt_PT" w:bidi="pt_PT"/>
-          </w:rPr>
-          <w:rPr>
-            <w:color w:val="0000EE"/>
-            <w:u w:val="single"/>
-          </w:rPr>
-          <w:t>caps. 1–9</w:t>
-        </w:r>
-      </w:hyperlink>
+      <w:r>
+        <w:rPr>
+          <w:lang w:val="pt_PT" w:bidi="pt_PT"/>
+        </w:rPr>
+        <w:t>caps. 1–9</w:t>
+      </w:r>
       <w:r>
         <w:rPr>
           <w:lang w:val="pt_PT" w:bidi="pt_PT"/>
         </w:rPr>
         <w:t>). Estas são seguidas por coleções de ditados sábios (</w:t>
       </w:r>
-      <w:hyperlink r:id="rId14">
-        <w:r>
-          <w:rPr>
-            <w:lang w:val="pt_PT" w:bidi="pt_PT"/>
-          </w:rPr>
-          <w:rPr>
-            <w:color w:val="0000EE"/>
-            <w:u w:val="single"/>
-          </w:rPr>
-          <w:t>caps. 10–31</w:t>
-        </w:r>
-      </w:hyperlink>
+      <w:r>
+        <w:rPr>
+          <w:lang w:val="pt_PT" w:bidi="pt_PT"/>
+        </w:rPr>
+        <w:t>caps. 10–31</w:t>
+      </w:r>
       <w:r>
         <w:rPr>
           <w:lang w:val="pt_PT" w:bidi="pt_PT"/>
@@ -400,18 +388,12 @@
         </w:rPr>
         <w:t>como vinagre para os dentes ou fumaça nos olhos (</w:t>
       </w:r>
-      <w:hyperlink r:id="rId15">
-        <w:r>
-          <w:rPr>
-            <w:lang w:val="pt_PT" w:bidi="pt_PT"/>
-          </w:rPr>
-          <w:rPr>
-            <w:color w:val="0000EE"/>
-            <w:u w:val="single"/>
-          </w:rPr>
-          <w:t>10.26</w:t>
-        </w:r>
-      </w:hyperlink>
+      <w:r>
+        <w:rPr>
+          <w:lang w:val="pt_PT" w:bidi="pt_PT"/>
+        </w:rPr>
+        <w:t>10.26</w:t>
+      </w:r>
       <w:r>
         <w:rPr>
           <w:lang w:val="pt_PT" w:bidi="pt_PT"/>
@@ -473,18 +455,12 @@
         </w:rPr>
         <w:t>Ele ama aqueles que falam honestamente (</w:t>
       </w:r>
-      <w:hyperlink r:id="rId16">
-        <w:r>
-          <w:rPr>
-            <w:lang w:val="pt_PT" w:bidi="pt_PT"/>
-          </w:rPr>
-          <w:rPr>
-            <w:color w:val="0000EE"/>
-            <w:u w:val="single"/>
-          </w:rPr>
-          <w:t>16.13</w:t>
-        </w:r>
-      </w:hyperlink>
+      <w:r>
+        <w:rPr>
+          <w:lang w:val="pt_PT" w:bidi="pt_PT"/>
+        </w:rPr>
+        <w:t>16.13</w:t>
+      </w:r>
       <w:r>
         <w:rPr>
           <w:lang w:val="pt_PT" w:bidi="pt_PT"/>
@@ -546,18 +522,12 @@
         </w:rPr>
         <w:t>mas a mulher tola a destrói com suas próprias mãos (</w:t>
       </w:r>
-      <w:hyperlink r:id="rId17">
-        <w:r>
-          <w:rPr>
-            <w:lang w:val="pt_PT" w:bidi="pt_PT"/>
-          </w:rPr>
-          <w:rPr>
-            <w:color w:val="0000EE"/>
-            <w:u w:val="single"/>
-          </w:rPr>
-          <w:t>14.1</w:t>
-        </w:r>
-      </w:hyperlink>
+      <w:r>
+        <w:rPr>
+          <w:lang w:val="pt_PT" w:bidi="pt_PT"/>
+        </w:rPr>
+        <w:t>14.1</w:t>
+      </w:r>
       <w:r>
         <w:rPr>
           <w:lang w:val="pt_PT" w:bidi="pt_PT"/>
@@ -606,18 +576,12 @@
         </w:rPr>
         <w:t>do que ter grande tesouro e turbulência interior (</w:t>
       </w:r>
-      <w:hyperlink r:id="rId18">
-        <w:r>
-          <w:rPr>
-            <w:lang w:val="pt_PT" w:bidi="pt_PT"/>
-          </w:rPr>
-          <w:rPr>
-            <w:color w:val="0000EE"/>
-            <w:u w:val="single"/>
-          </w:rPr>
-          <w:t>15.16</w:t>
-        </w:r>
-      </w:hyperlink>
+      <w:r>
+        <w:rPr>
+          <w:lang w:val="pt_PT" w:bidi="pt_PT"/>
+        </w:rPr>
+        <w:t>15.16</w:t>
+      </w:r>
       <w:r>
         <w:rPr>
           <w:lang w:val="pt_PT" w:bidi="pt_PT"/>
@@ -663,144 +627,96 @@
         </w:rPr>
         <w:t>Provérbios foi iniciado por Salomão (</w:t>
       </w:r>
-      <w:hyperlink r:id="rId19">
-        <w:r>
-          <w:rPr>
-            <w:lang w:val="pt_PT" w:bidi="pt_PT"/>
-          </w:rPr>
-          <w:rPr>
-            <w:color w:val="0000EE"/>
-            <w:u w:val="single"/>
-          </w:rPr>
-          <w:t>1.1</w:t>
-        </w:r>
-      </w:hyperlink>
+      <w:r>
+        <w:rPr>
+          <w:lang w:val="pt_PT" w:bidi="pt_PT"/>
+        </w:rPr>
+        <w:t>1.1</w:t>
+      </w:r>
       <w:r>
         <w:rPr>
           <w:lang w:val="pt_PT" w:bidi="pt_PT"/>
         </w:rPr>
         <w:t>), um rei sábio (</w:t>
       </w:r>
-      <w:hyperlink r:id="rId20">
-        <w:r>
-          <w:rPr>
-            <w:lang w:val="pt_PT" w:bidi="pt_PT"/>
-          </w:rPr>
-          <w:rPr>
-            <w:color w:val="0000EE"/>
-            <w:u w:val="single"/>
-          </w:rPr>
-          <w:t>1Rs 3.5–15</w:t>
-        </w:r>
-      </w:hyperlink>
+      <w:r>
+        <w:rPr>
+          <w:lang w:val="pt_PT" w:bidi="pt_PT"/>
+        </w:rPr>
+        <w:t>1Rs 3.5–15</w:t>
+      </w:r>
       <w:r>
         <w:rPr>
           <w:lang w:val="pt_PT" w:bidi="pt_PT"/>
         </w:rPr>
         <w:t>) que coletou ditados sábios e compôs os seus próprios (</w:t>
       </w:r>
-      <w:hyperlink r:id="rId21">
-        <w:r>
-          <w:rPr>
-            <w:lang w:val="pt_PT" w:bidi="pt_PT"/>
-          </w:rPr>
-          <w:rPr>
-            <w:color w:val="0000EE"/>
-            <w:u w:val="single"/>
-          </w:rPr>
-          <w:t>1Rs 4.29–32</w:t>
-        </w:r>
-      </w:hyperlink>
+      <w:r>
+        <w:rPr>
+          <w:lang w:val="pt_PT" w:bidi="pt_PT"/>
+        </w:rPr>
+        <w:t>1Rs 4.29–32</w:t>
+      </w:r>
       <w:r>
         <w:rPr>
           <w:lang w:val="pt_PT" w:bidi="pt_PT"/>
         </w:rPr>
         <w:t>). Material escrito ou editado por professores posteriores foi então adicionado. Por exemplo, duzentos anos após Salomão, “os conselheiros do Rei Ezequias de Judá” coletaram provérbios adicionais de Salomão e os adicionaram à antologia (</w:t>
       </w:r>
-      <w:hyperlink r:id="rId22">
-        <w:r>
-          <w:rPr>
-            <w:lang w:val="pt_PT" w:bidi="pt_PT"/>
-          </w:rPr>
-          <w:rPr>
-            <w:color w:val="0000EE"/>
-            <w:u w:val="single"/>
-          </w:rPr>
-          <w:t>Pv 25.1</w:t>
-        </w:r>
-      </w:hyperlink>
+      <w:r>
+        <w:rPr>
+          <w:lang w:val="pt_PT" w:bidi="pt_PT"/>
+        </w:rPr>
+        <w:t>Pv 25.1</w:t>
+      </w:r>
       <w:r>
         <w:rPr>
           <w:lang w:val="pt_PT" w:bidi="pt_PT"/>
         </w:rPr>
         <w:t>). Outros compositores ou editores mencionados em Provérbios incluem Agur (</w:t>
       </w:r>
-      <w:hyperlink r:id="rId23">
-        <w:r>
-          <w:rPr>
-            <w:lang w:val="pt_PT" w:bidi="pt_PT"/>
-          </w:rPr>
-          <w:rPr>
-            <w:color w:val="0000EE"/>
-            <w:u w:val="single"/>
-          </w:rPr>
-          <w:t>30.1</w:t>
-        </w:r>
-      </w:hyperlink>
+      <w:r>
+        <w:rPr>
+          <w:lang w:val="pt_PT" w:bidi="pt_PT"/>
+        </w:rPr>
+        <w:t>30.1</w:t>
+      </w:r>
       <w:r>
         <w:rPr>
           <w:lang w:val="pt_PT" w:bidi="pt_PT"/>
         </w:rPr>
         <w:t>), Lemuel (</w:t>
       </w:r>
-      <w:hyperlink r:id="rId24">
-        <w:r>
-          <w:rPr>
-            <w:lang w:val="pt_PT" w:bidi="pt_PT"/>
-          </w:rPr>
-          <w:rPr>
-            <w:color w:val="0000EE"/>
-            <w:u w:val="single"/>
-          </w:rPr>
-          <w:t>31.1</w:t>
-        </w:r>
-      </w:hyperlink>
+      <w:r>
+        <w:rPr>
+          <w:lang w:val="pt_PT" w:bidi="pt_PT"/>
+        </w:rPr>
+        <w:t>31.1</w:t>
+      </w:r>
       <w:r>
         <w:rPr>
           <w:lang w:val="pt_PT" w:bidi="pt_PT"/>
         </w:rPr>
         <w:t>) e “os sábios” (</w:t>
       </w:r>
-      <w:hyperlink r:id="rId25">
-        <w:r>
-          <w:rPr>
-            <w:lang w:val="pt_PT" w:bidi="pt_PT"/>
-          </w:rPr>
-          <w:rPr>
-            <w:color w:val="0000EE"/>
-            <w:u w:val="single"/>
-          </w:rPr>
-          <w:t>22.17</w:t>
-        </w:r>
-      </w:hyperlink>
+      <w:r>
+        <w:rPr>
+          <w:lang w:val="pt_PT" w:bidi="pt_PT"/>
+        </w:rPr>
+        <w:t>22.17</w:t>
+      </w:r>
       <w:r>
         <w:rPr>
           <w:lang w:val="pt_PT" w:bidi="pt_PT"/>
         </w:rPr>
         <w:t xml:space="preserve">; </w:t>
       </w:r>
-      <w:hyperlink r:id="rId26">
-        <w:r>
-          <w:rPr>
-            <w:lang w:val="pt_PT" w:bidi="pt_PT"/>
-          </w:rPr>
-          <w:rPr>
-            <w:color w:val="0000EE"/>
-            <w:u w:val="single"/>
-          </w:rPr>
-          <w:t>24.23</w:t>
-        </w:r>
-      </w:hyperlink>
+      <w:r>
+        <w:rPr>
+          <w:lang w:val="pt_PT" w:bidi="pt_PT"/>
+        </w:rPr>
+        <w:t>24.23</w:t>
+      </w:r>
       <w:r>
         <w:rPr>
           <w:lang w:val="pt_PT" w:bidi="pt_PT"/>
@@ -821,18 +737,12 @@
         </w:rPr>
         <w:t>Alguns dos provérbios são influenciados por nações vizinhas, como os "trinta provérbios" dos sábios (</w:t>
       </w:r>
-      <w:hyperlink r:id="rId27">
-        <w:r>
-          <w:rPr>
-            <w:lang w:val="pt_PT" w:bidi="pt_PT"/>
-          </w:rPr>
-          <w:rPr>
-            <w:color w:val="0000EE"/>
-            <w:u w:val="single"/>
-          </w:rPr>
-          <w:t>22.17–24.22</w:t>
-        </w:r>
-      </w:hyperlink>
+      <w:r>
+        <w:rPr>
+          <w:lang w:val="pt_PT" w:bidi="pt_PT"/>
+        </w:rPr>
+        <w:t>22.17–24.22</w:t>
+      </w:r>
       <w:r>
         <w:rPr>
           <w:lang w:val="pt_PT" w:bidi="pt_PT"/>
@@ -871,18 +781,12 @@
           <w:lang w:val="pt_PT" w:bidi="pt_PT"/>
         </w:rPr>
       </w:r>
-      <w:hyperlink r:id="rId28">
-        <w:r>
-          <w:rPr>
-            <w:lang w:val="pt_PT" w:bidi="pt_PT"/>
-          </w:rPr>
-          <w:rPr>
-            <w:color w:val="0000EE"/>
-            <w:u w:val="single"/>
-          </w:rPr>
-          <w:t>Provérbios 1.8–9.18</w:t>
-        </w:r>
-      </w:hyperlink>
+      <w:r>
+        <w:rPr>
+          <w:lang w:val="pt_PT" w:bidi="pt_PT"/>
+        </w:rPr>
+        <w:t>Provérbios 1.8–9.18</w:t>
+      </w:r>
       <w:r>
         <w:rPr>
           <w:lang w:val="pt_PT" w:bidi="pt_PT"/>
@@ -902,18 +806,12 @@
         </w:rPr>
         <w:t xml:space="preserve"> egípcia era um aprendiz. No entanto, a presença da “mãe” em Provérbios (e.g., </w:t>
       </w:r>
-      <w:hyperlink r:id="rId29">
-        <w:r>
-          <w:rPr>
-            <w:lang w:val="pt_PT" w:bidi="pt_PT"/>
-          </w:rPr>
-          <w:rPr>
-            <w:color w:val="0000EE"/>
-            <w:u w:val="single"/>
-          </w:rPr>
-          <w:t>1.8</w:t>
-        </w:r>
-      </w:hyperlink>
+      <w:r>
+        <w:rPr>
+          <w:lang w:val="pt_PT" w:bidi="pt_PT"/>
+        </w:rPr>
+        <w:t>1.8</w:t>
+      </w:r>
       <w:r>
         <w:rPr>
           <w:lang w:val="pt_PT" w:bidi="pt_PT"/>
@@ -934,72 +832,48 @@
         </w:rPr>
         <w:t>Muito do material é mais apropriado para jovens do sexo masculino do que para mulheres (como advertências para evitar mulheres imorais), no entanto, Provérbios tem um público muito mais amplo do que apenas jovens homens. Seu propósito é ensinar sabedoria às pessoas (</w:t>
       </w:r>
-      <w:hyperlink r:id="rId30">
-        <w:r>
-          <w:rPr>
-            <w:lang w:val="pt_PT" w:bidi="pt_PT"/>
-          </w:rPr>
-          <w:rPr>
-            <w:color w:val="0000EE"/>
-            <w:u w:val="single"/>
-          </w:rPr>
-          <w:t>1.2</w:t>
-        </w:r>
-      </w:hyperlink>
+      <w:r>
+        <w:rPr>
+          <w:lang w:val="pt_PT" w:bidi="pt_PT"/>
+        </w:rPr>
+        <w:t>1.2</w:t>
+      </w:r>
       <w:r>
         <w:rPr>
           <w:lang w:val="pt_PT" w:bidi="pt_PT"/>
         </w:rPr>
         <w:t>), tanto aos simples (</w:t>
       </w:r>
-      <w:hyperlink r:id="rId31">
-        <w:r>
-          <w:rPr>
-            <w:lang w:val="pt_PT" w:bidi="pt_PT"/>
-          </w:rPr>
-          <w:rPr>
-            <w:color w:val="0000EE"/>
-            <w:u w:val="single"/>
-          </w:rPr>
-          <w:t>1.4</w:t>
-        </w:r>
-      </w:hyperlink>
+      <w:r>
+        <w:rPr>
+          <w:lang w:val="pt_PT" w:bidi="pt_PT"/>
+        </w:rPr>
+        <w:t>1.4</w:t>
+      </w:r>
       <w:r>
         <w:rPr>
           <w:lang w:val="pt_PT" w:bidi="pt_PT"/>
         </w:rPr>
         <w:t>) quanto aos sábios (</w:t>
       </w:r>
-      <w:hyperlink r:id="rId32">
-        <w:r>
-          <w:rPr>
-            <w:lang w:val="pt_PT" w:bidi="pt_PT"/>
-          </w:rPr>
-          <w:rPr>
-            <w:color w:val="0000EE"/>
-            <w:u w:val="single"/>
-          </w:rPr>
-          <w:t>1.5</w:t>
-        </w:r>
-      </w:hyperlink>
+      <w:r>
+        <w:rPr>
+          <w:lang w:val="pt_PT" w:bidi="pt_PT"/>
+        </w:rPr>
+        <w:t>1.5</w:t>
+      </w:r>
       <w:r>
         <w:rPr>
           <w:lang w:val="pt_PT" w:bidi="pt_PT"/>
         </w:rPr>
         <w:t>). Provérbios é dirigido a todos — mas nem todos o aceitarão (</w:t>
       </w:r>
-      <w:hyperlink r:id="rId33">
-        <w:r>
-          <w:rPr>
-            <w:lang w:val="pt_PT" w:bidi="pt_PT"/>
-          </w:rPr>
-          <w:rPr>
-            <w:color w:val="0000EE"/>
-            <w:u w:val="single"/>
-          </w:rPr>
-          <w:t>1.7</w:t>
-        </w:r>
-      </w:hyperlink>
+      <w:r>
+        <w:rPr>
+          <w:lang w:val="pt_PT" w:bidi="pt_PT"/>
+        </w:rPr>
+        <w:t>1.7</w:t>
+      </w:r>
       <w:r>
         <w:rPr>
           <w:lang w:val="pt_PT" w:bidi="pt_PT"/>
@@ -1059,18 +933,12 @@
         </w:rPr>
         <w:t>O conselho dos Provérbios às vezes parece se contradizer, mas a sabedoria e a leitura cuidadosa revelam as circunstâncias às quais cada conselho se aplica. Devemos responder aos argumentos de um tolo? Ou devemos ficar em silêncio quando percebemos que estamos discutindo com um tolo (</w:t>
       </w:r>
-      <w:hyperlink r:id="rId34">
-        <w:r>
-          <w:rPr>
-            <w:lang w:val="pt_PT" w:bidi="pt_PT"/>
-          </w:rPr>
-          <w:rPr>
-            <w:color w:val="0000EE"/>
-            <w:u w:val="single"/>
-          </w:rPr>
-          <w:t>26.4–5</w:t>
-        </w:r>
-      </w:hyperlink>
+      <w:r>
+        <w:rPr>
+          <w:lang w:val="pt_PT" w:bidi="pt_PT"/>
+        </w:rPr>
+        <w:t>26.4–5</w:t>
+      </w:r>
       <w:r>
         <w:rPr>
           <w:lang w:val="pt_PT" w:bidi="pt_PT"/>
@@ -1091,18 +959,12 @@
         </w:rPr>
         <w:t xml:space="preserve">A sabedoria de Provérbios é prática, mas os ditados contêm muito mais do que bons conselhos. A verdadeira sabedoria é baseada em um relacionamento reverente e cheio de fé com Deus, que é a verdadeira fonte de toda sabedoria. Esta mensagem é expressa em </w:t>
       </w:r>
-      <w:hyperlink r:id="rId33">
-        <w:r>
-          <w:rPr>
-            <w:lang w:val="pt_PT" w:bidi="pt_PT"/>
-          </w:rPr>
-          <w:rPr>
-            <w:color w:val="0000EE"/>
-            <w:u w:val="single"/>
-          </w:rPr>
-          <w:t>1.7</w:t>
-        </w:r>
-      </w:hyperlink>
+      <w:r>
+        <w:rPr>
+          <w:lang w:val="pt_PT" w:bidi="pt_PT"/>
+        </w:rPr>
+        <w:t>1.7</w:t>
+      </w:r>
       <w:r>
         <w:rPr>
           <w:lang w:val="pt_PT" w:bidi="pt_PT"/>
